--- a/docs/drug_test_integration_spec.docx
+++ b/docs/drug_test_integration_spec.docx
@@ -2,7 +2,7 @@
 <file path=word/document.xml><?xml version="1.0" encoding="utf-8"?>
 <w:document xmlns:w="http://schemas.openxmlformats.org/wordprocessingml/2006/main" xmlns:m="http://schemas.openxmlformats.org/officeDocument/2006/math" xmlns:r="http://schemas.openxmlformats.org/officeDocument/2006/relationships" xmlns:o="urn:schemas-microsoft-com:office:office" xmlns:v="urn:schemas-microsoft-com:vml" xmlns:w10="urn:schemas-microsoft-com:office:word" xmlns:a="http://schemas.openxmlformats.org/drawingml/2006/main" xmlns:pic="http://schemas.openxmlformats.org/drawingml/2006/picture" xmlns:wp="http://schemas.openxmlformats.org/drawingml/2006/wordprocessingDrawing">
   <w:body>
-    <w:bookmarkStart w:id="21" w:name="business-problem"/>
+    <w:bookmarkStart w:id="22" w:name="business-problem"/>
     <w:p>
       <w:pPr>
         <w:pStyle w:val="Heading1"/>
@@ -163,12 +163,38 @@
         </w:pict>
       </w:r>
     </w:p>
+    <w:bookmarkEnd w:id="20"/>
+    <w:bookmarkStart w:id="21" w:name="feature-county-dropdown-access-control"/>
+    <w:p>
+      <w:pPr>
+        <w:pStyle w:val="Heading2"/>
+      </w:pPr>
+      <w:r>
+        <w:t xml:space="preserve">Feature: County Dropdown Access Control</w:t>
+      </w:r>
+    </w:p>
     <w:p>
       <w:pPr>
         <w:pStyle w:val="FirstParagraph"/>
       </w:pPr>
       <w:r>
-        <w:t xml:space="preserve">Feature: County Dropdown Access Control</w:t>
+        <w:rPr>
+          <w:bCs/>
+          <w:b/>
+        </w:rPr>
+        <w:t xml:space="preserve">Background:</w:t>
+      </w:r>
+      <w:r>
+        <w:t xml:space="preserve"> </w:t>
+      </w:r>
+      <w:r>
+        <w:t xml:space="preserve">Given I am logged in</w:t>
+      </w:r>
+      <w:r>
+        <w:t xml:space="preserve"> </w:t>
+      </w:r>
+      <w:r>
+        <w:t xml:space="preserve">And I navigate to the Drug Test Integration page</w:t>
       </w:r>
     </w:p>
     <w:p>
@@ -176,26 +202,10 @@
         <w:pStyle w:val="BodyText"/>
       </w:pPr>
       <w:r>
-        <w:t xml:space="preserve">Background:</w:t>
-      </w:r>
-      <w:r>
-        <w:t xml:space="preserve"> </w:t>
-      </w:r>
-      <w:r>
-        <w:t xml:space="preserve">Given I am logged in</w:t>
-      </w:r>
-      <w:r>
-        <w:t xml:space="preserve"> </w:t>
-      </w:r>
-      <w:r>
-        <w:t xml:space="preserve">And I navigate to the Drug Test Integration page</w:t>
-      </w:r>
-    </w:p>
-    <w:p>
-      <w:pPr>
-        <w:pStyle w:val="BodyText"/>
-      </w:pPr>
-      <w:r>
+        <w:rPr>
+          <w:bCs/>
+          <w:b/>
+        </w:rPr>
         <w:t xml:space="preserve">Scenario Outline: User sees only their assigned counties in the County dropdown</w:t>
       </w:r>
       <w:r>
@@ -653,8 +663,8 @@
         <w:t xml:space="preserve">  | Reference Number |</w:t>
       </w:r>
     </w:p>
-    <w:bookmarkEnd w:id="20"/>
     <w:bookmarkEnd w:id="21"/>
+    <w:bookmarkEnd w:id="22"/>
     <w:sectPr/>
   </w:body>
 </w:document>

--- a/docs/drug_test_integration_spec.docx
+++ b/docs/drug_test_integration_spec.docx
@@ -2,7 +2,7 @@
 <file path=word/document.xml><?xml version="1.0" encoding="utf-8"?>
 <w:document xmlns:w="http://schemas.openxmlformats.org/wordprocessingml/2006/main" xmlns:m="http://schemas.openxmlformats.org/officeDocument/2006/math" xmlns:r="http://schemas.openxmlformats.org/officeDocument/2006/relationships" xmlns:o="urn:schemas-microsoft-com:office:office" xmlns:v="urn:schemas-microsoft-com:vml" xmlns:w10="urn:schemas-microsoft-com:office:word" xmlns:a="http://schemas.openxmlformats.org/drawingml/2006/main" xmlns:pic="http://schemas.openxmlformats.org/drawingml/2006/picture" xmlns:wp="http://schemas.openxmlformats.org/drawingml/2006/wordprocessingDrawing">
   <w:body>
-    <w:bookmarkStart w:id="22" w:name="business-problem"/>
+    <w:bookmarkStart w:id="24" w:name="business-problem"/>
     <w:p>
       <w:pPr>
         <w:pStyle w:val="Heading1"/>
@@ -280,12 +280,34 @@
         <w:t xml:space="preserve">  | (none)            | (none)             | No county assigned to user     |</w:t>
       </w:r>
     </w:p>
+    <w:bookmarkEnd w:id="21"/>
+    <w:bookmarkStart w:id="22" w:name="X21eba912cb76fbd15bde53e5b79c92f387d73f9"/>
+    <w:p>
+      <w:pPr>
+        <w:pStyle w:val="Heading2"/>
+      </w:pPr>
+      <w:r>
+        <w:t xml:space="preserve">Feature: Reference Number Record Type Functionality</w:t>
+      </w:r>
+    </w:p>
     <w:p>
       <w:pPr>
         <w:pStyle w:val="FirstParagraph"/>
       </w:pPr>
       <w:r>
-        <w:t xml:space="preserve">Feature: Reference Number Record Type Functionality</w:t>
+        <w:t xml:space="preserve">Background:</w:t>
+      </w:r>
+      <w:r>
+        <w:t xml:space="preserve"> </w:t>
+      </w:r>
+      <w:r>
+        <w:t xml:space="preserve">Given I am logged in</w:t>
+      </w:r>
+      <w:r>
+        <w:t xml:space="preserve"> </w:t>
+      </w:r>
+      <w:r>
+        <w:t xml:space="preserve">And I navigate to the Drug Test Integration page</w:t>
       </w:r>
     </w:p>
     <w:p>
@@ -293,6 +315,238 @@
         <w:pStyle w:val="BodyText"/>
       </w:pPr>
       <w:r>
+        <w:t xml:space="preserve">Scenario: Record Type dropdown includes only expected options</w:t>
+      </w:r>
+      <w:r>
+        <w:t xml:space="preserve"> </w:t>
+      </w:r>
+      <w:r>
+        <w:t xml:space="preserve">When I expand the Record Type dropdown</w:t>
+      </w:r>
+      <w:r>
+        <w:t xml:space="preserve"> </w:t>
+      </w:r>
+      <w:r>
+        <w:t xml:space="preserve">Then the Record Type options include:</w:t>
+      </w:r>
+      <w:r>
+        <w:t xml:space="preserve"> </w:t>
+      </w:r>
+      <w:r>
+        <w:t xml:space="preserve">| Reference Number |</w:t>
+      </w:r>
+      <w:r>
+        <w:t xml:space="preserve"> </w:t>
+      </w:r>
+      <w:r>
+        <w:t xml:space="preserve">And no unexpected options are present</w:t>
+      </w:r>
+    </w:p>
+    <w:p>
+      <w:pPr>
+        <w:pStyle w:val="BodyText"/>
+      </w:pPr>
+      <w:r>
+        <w:t xml:space="preserve">Scenario: Selecting Reference Number disables only the expected search fields</w:t>
+      </w:r>
+      <w:r>
+        <w:t xml:space="preserve"> </w:t>
+      </w:r>
+      <w:r>
+        <w:t xml:space="preserve">When I select</w:t>
+      </w:r>
+      <w:r>
+        <w:t xml:space="preserve"> </w:t>
+      </w:r>
+      <w:r>
+        <w:t xml:space="preserve">‘</w:t>
+      </w:r>
+      <w:r>
+        <w:t xml:space="preserve">Reference Number</w:t>
+      </w:r>
+      <w:r>
+        <w:t xml:space="preserve">’</w:t>
+      </w:r>
+      <w:r>
+        <w:t xml:space="preserve"> </w:t>
+      </w:r>
+      <w:r>
+        <w:t xml:space="preserve">from the Record Type dropdown</w:t>
+      </w:r>
+      <w:r>
+        <w:t xml:space="preserve"> </w:t>
+      </w:r>
+      <w:r>
+        <w:t xml:space="preserve">Then the following fields are disabled:</w:t>
+      </w:r>
+      <w:r>
+        <w:t xml:space="preserve"> </w:t>
+      </w:r>
+      <w:r>
+        <w:t xml:space="preserve">| Timeframe |</w:t>
+      </w:r>
+      <w:r>
+        <w:t xml:space="preserve"> </w:t>
+      </w:r>
+      <w:r>
+        <w:t xml:space="preserve">| Individual |</w:t>
+      </w:r>
+      <w:r>
+        <w:t xml:space="preserve"> </w:t>
+      </w:r>
+      <w:r>
+        <w:t xml:space="preserve">| Provider |</w:t>
+      </w:r>
+      <w:r>
+        <w:t xml:space="preserve"> </w:t>
+      </w:r>
+      <w:r>
+        <w:t xml:space="preserve">| County |</w:t>
+      </w:r>
+      <w:r>
+        <w:t xml:space="preserve"> </w:t>
+      </w:r>
+      <w:r>
+        <w:t xml:space="preserve">| Notification Type |</w:t>
+      </w:r>
+      <w:r>
+        <w:t xml:space="preserve"> </w:t>
+      </w:r>
+      <w:r>
+        <w:t xml:space="preserve">And no other search fields are disabled</w:t>
+      </w:r>
+    </w:p>
+    <w:p>
+      <w:pPr>
+        <w:pStyle w:val="BodyText"/>
+      </w:pPr>
+      <w:r>
+        <w:t xml:space="preserve">Scenario: Searching by valid Reference Number returns the record</w:t>
+      </w:r>
+      <w:r>
+        <w:t xml:space="preserve"> </w:t>
+      </w:r>
+      <w:r>
+        <w:t xml:space="preserve">Given I am logged in with county: Maricopa</w:t>
+      </w:r>
+      <w:r>
+        <w:t xml:space="preserve"> </w:t>
+      </w:r>
+      <w:r>
+        <w:t xml:space="preserve">And I select</w:t>
+      </w:r>
+      <w:r>
+        <w:t xml:space="preserve"> </w:t>
+      </w:r>
+      <w:r>
+        <w:t xml:space="preserve">‘</w:t>
+      </w:r>
+      <w:r>
+        <w:t xml:space="preserve">Reference Number</w:t>
+      </w:r>
+      <w:r>
+        <w:t xml:space="preserve">’</w:t>
+      </w:r>
+      <w:r>
+        <w:t xml:space="preserve"> </w:t>
+      </w:r>
+      <w:r>
+        <w:t xml:space="preserve">from the Record Type dropdown</w:t>
+      </w:r>
+      <w:r>
+        <w:t xml:space="preserve"> </w:t>
+      </w:r>
+      <w:r>
+        <w:t xml:space="preserve">And I enter a valid reference number associated with Maricopa</w:t>
+      </w:r>
+      <w:r>
+        <w:t xml:space="preserve"> </w:t>
+      </w:r>
+      <w:r>
+        <w:t xml:space="preserve">When I click Search</w:t>
+      </w:r>
+      <w:r>
+        <w:t xml:space="preserve"> </w:t>
+      </w:r>
+      <w:r>
+        <w:t xml:space="preserve">Then the matching record is returned</w:t>
+      </w:r>
+    </w:p>
+    <w:p>
+      <w:pPr>
+        <w:pStyle w:val="BodyText"/>
+      </w:pPr>
+      <w:r>
+        <w:t xml:space="preserve">Scenario: Searching by Reference Number for a record outside the user’s assigned county returns no results</w:t>
+      </w:r>
+      <w:r>
+        <w:t xml:space="preserve"> </w:t>
+      </w:r>
+      <w:r>
+        <w:t xml:space="preserve">Given I am logged in with county: Maricopa</w:t>
+      </w:r>
+      <w:r>
+        <w:t xml:space="preserve"> </w:t>
+      </w:r>
+      <w:r>
+        <w:t xml:space="preserve">And I select</w:t>
+      </w:r>
+      <w:r>
+        <w:t xml:space="preserve"> </w:t>
+      </w:r>
+      <w:r>
+        <w:t xml:space="preserve">‘</w:t>
+      </w:r>
+      <w:r>
+        <w:t xml:space="preserve">Reference Number</w:t>
+      </w:r>
+      <w:r>
+        <w:t xml:space="preserve">’</w:t>
+      </w:r>
+      <w:r>
+        <w:t xml:space="preserve"> </w:t>
+      </w:r>
+      <w:r>
+        <w:t xml:space="preserve">from the Record Type dropdown</w:t>
+      </w:r>
+      <w:r>
+        <w:t xml:space="preserve"> </w:t>
+      </w:r>
+      <w:r>
+        <w:t xml:space="preserve">And I enter a valid reference number associated with Pima</w:t>
+      </w:r>
+      <w:r>
+        <w:t xml:space="preserve"> </w:t>
+      </w:r>
+      <w:r>
+        <w:t xml:space="preserve">When I click Search</w:t>
+      </w:r>
+      <w:r>
+        <w:t xml:space="preserve"> </w:t>
+      </w:r>
+      <w:r>
+        <w:t xml:space="preserve">Then no record is returned</w:t>
+      </w:r>
+    </w:p>
+    <w:bookmarkEnd w:id="22"/>
+    <w:bookmarkStart w:id="23" w:name="X59ca3454b51fa026ae94a7849e51418e3136b69"/>
+    <w:p>
+      <w:pPr>
+        <w:pStyle w:val="Heading2"/>
+      </w:pPr>
+      <w:r>
+        <w:t xml:space="preserve">Feature: Received Date Display in Search Results</w:t>
+      </w:r>
+    </w:p>
+    <w:p>
+      <w:pPr>
+        <w:pStyle w:val="FirstParagraph"/>
+      </w:pPr>
+      <w:r>
+        <w:rPr>
+          <w:bCs/>
+          <w:b/>
+        </w:rPr>
         <w:t xml:space="preserve">Background:</w:t>
       </w:r>
       <w:r>
@@ -313,252 +567,12 @@
         <w:pStyle w:val="BodyText"/>
       </w:pPr>
       <w:r>
-        <w:t xml:space="preserve">Scenario: Record Type dropdown includes only expected options</w:t>
-      </w:r>
-      <w:r>
-        <w:t xml:space="preserve"> </w:t>
-      </w:r>
-      <w:r>
-        <w:t xml:space="preserve">When I expand the Record Type dropdown</w:t>
-      </w:r>
-      <w:r>
-        <w:t xml:space="preserve"> </w:t>
-      </w:r>
-      <w:r>
-        <w:t xml:space="preserve">Then the Record Type options include:</w:t>
-      </w:r>
-      <w:r>
-        <w:t xml:space="preserve"> </w:t>
-      </w:r>
-      <w:r>
-        <w:t xml:space="preserve">| Reference Number |</w:t>
-      </w:r>
-      <w:r>
-        <w:t xml:space="preserve"> </w:t>
-      </w:r>
-      <w:r>
-        <w:t xml:space="preserve">And no unexpected options are present</w:t>
-      </w:r>
-    </w:p>
-    <w:p>
-      <w:pPr>
-        <w:pStyle w:val="BodyText"/>
-      </w:pPr>
-      <w:r>
-        <w:t xml:space="preserve">Scenario: Selecting Reference Number disables only the expected search fields</w:t>
-      </w:r>
-      <w:r>
-        <w:t xml:space="preserve"> </w:t>
-      </w:r>
-      <w:r>
-        <w:t xml:space="preserve">When I select</w:t>
-      </w:r>
-      <w:r>
-        <w:t xml:space="preserve"> </w:t>
-      </w:r>
-      <w:r>
-        <w:t xml:space="preserve">‘</w:t>
-      </w:r>
-      <w:r>
-        <w:t xml:space="preserve">Reference Number</w:t>
-      </w:r>
-      <w:r>
-        <w:t xml:space="preserve">’</w:t>
-      </w:r>
-      <w:r>
-        <w:t xml:space="preserve"> </w:t>
-      </w:r>
-      <w:r>
-        <w:t xml:space="preserve">from the Record Type dropdown</w:t>
-      </w:r>
-      <w:r>
-        <w:t xml:space="preserve"> </w:t>
-      </w:r>
-      <w:r>
-        <w:t xml:space="preserve">Then the following fields are disabled:</w:t>
-      </w:r>
-      <w:r>
-        <w:t xml:space="preserve"> </w:t>
-      </w:r>
-      <w:r>
-        <w:t xml:space="preserve">| Timeframe |</w:t>
-      </w:r>
-      <w:r>
-        <w:t xml:space="preserve"> </w:t>
-      </w:r>
-      <w:r>
-        <w:t xml:space="preserve">| Individual |</w:t>
-      </w:r>
-      <w:r>
-        <w:t xml:space="preserve"> </w:t>
-      </w:r>
-      <w:r>
-        <w:t xml:space="preserve">| Provider |</w:t>
-      </w:r>
-      <w:r>
-        <w:t xml:space="preserve"> </w:t>
-      </w:r>
-      <w:r>
-        <w:t xml:space="preserve">| County |</w:t>
-      </w:r>
-      <w:r>
-        <w:t xml:space="preserve"> </w:t>
-      </w:r>
-      <w:r>
-        <w:t xml:space="preserve">| Notification Type |</w:t>
-      </w:r>
-      <w:r>
-        <w:t xml:space="preserve"> </w:t>
-      </w:r>
-      <w:r>
-        <w:t xml:space="preserve">And no other search fields are disabled</w:t>
-      </w:r>
-    </w:p>
-    <w:p>
-      <w:pPr>
-        <w:pStyle w:val="BodyText"/>
-      </w:pPr>
-      <w:r>
-        <w:t xml:space="preserve">Scenario: Searching by valid Reference Number returns the record</w:t>
-      </w:r>
-      <w:r>
-        <w:t xml:space="preserve"> </w:t>
-      </w:r>
-      <w:r>
-        <w:t xml:space="preserve">Given I am logged in with county: Maricopa</w:t>
-      </w:r>
-      <w:r>
-        <w:t xml:space="preserve"> </w:t>
-      </w:r>
-      <w:r>
-        <w:t xml:space="preserve">And I select</w:t>
-      </w:r>
-      <w:r>
-        <w:t xml:space="preserve"> </w:t>
-      </w:r>
-      <w:r>
-        <w:t xml:space="preserve">‘</w:t>
-      </w:r>
-      <w:r>
-        <w:t xml:space="preserve">Reference Number</w:t>
-      </w:r>
-      <w:r>
-        <w:t xml:space="preserve">’</w:t>
-      </w:r>
-      <w:r>
-        <w:t xml:space="preserve"> </w:t>
-      </w:r>
-      <w:r>
-        <w:t xml:space="preserve">from the Record Type dropdown</w:t>
-      </w:r>
-      <w:r>
-        <w:t xml:space="preserve"> </w:t>
-      </w:r>
-      <w:r>
-        <w:t xml:space="preserve">And I enter a valid reference number associated with Maricopa</w:t>
-      </w:r>
-      <w:r>
-        <w:t xml:space="preserve"> </w:t>
-      </w:r>
-      <w:r>
-        <w:t xml:space="preserve">When I click Search</w:t>
-      </w:r>
-      <w:r>
-        <w:t xml:space="preserve"> </w:t>
-      </w:r>
-      <w:r>
-        <w:t xml:space="preserve">Then the matching record is returned</w:t>
-      </w:r>
-    </w:p>
-    <w:p>
-      <w:pPr>
-        <w:pStyle w:val="BodyText"/>
-      </w:pPr>
-      <w:r>
-        <w:t xml:space="preserve">Scenario: Searching by Reference Number for a record outside the user’s assigned county returns no results</w:t>
-      </w:r>
-      <w:r>
-        <w:t xml:space="preserve"> </w:t>
-      </w:r>
-      <w:r>
-        <w:t xml:space="preserve">Given I am logged in with county: Maricopa</w:t>
-      </w:r>
-      <w:r>
-        <w:t xml:space="preserve"> </w:t>
-      </w:r>
-      <w:r>
-        <w:t xml:space="preserve">And I select</w:t>
-      </w:r>
-      <w:r>
-        <w:t xml:space="preserve"> </w:t>
-      </w:r>
-      <w:r>
-        <w:t xml:space="preserve">‘</w:t>
-      </w:r>
-      <w:r>
-        <w:t xml:space="preserve">Reference Number</w:t>
-      </w:r>
-      <w:r>
-        <w:t xml:space="preserve">’</w:t>
-      </w:r>
-      <w:r>
-        <w:t xml:space="preserve"> </w:t>
-      </w:r>
-      <w:r>
-        <w:t xml:space="preserve">from the Record Type dropdown</w:t>
-      </w:r>
-      <w:r>
-        <w:t xml:space="preserve"> </w:t>
-      </w:r>
-      <w:r>
-        <w:t xml:space="preserve">And I enter a valid reference number associated with Pima</w:t>
-      </w:r>
-      <w:r>
-        <w:t xml:space="preserve"> </w:t>
-      </w:r>
-      <w:r>
-        <w:t xml:space="preserve">When I click Search</w:t>
-      </w:r>
-      <w:r>
-        <w:t xml:space="preserve"> </w:t>
-      </w:r>
-      <w:r>
-        <w:t xml:space="preserve">Then no record is returned</w:t>
-      </w:r>
-    </w:p>
-    <w:p>
-      <w:pPr>
-        <w:pStyle w:val="BodyText"/>
-      </w:pPr>
-      <w:r>
-        <w:t xml:space="preserve">Feature: Received Date Display in Search Results</w:t>
-      </w:r>
-    </w:p>
-    <w:p>
-      <w:pPr>
-        <w:pStyle w:val="BodyText"/>
-      </w:pPr>
-      <w:r>
-        <w:t xml:space="preserve">Background:</w:t>
-      </w:r>
-      <w:r>
-        <w:t xml:space="preserve"> </w:t>
-      </w:r>
-      <w:r>
-        <w:t xml:space="preserve">Given I am logged in</w:t>
-      </w:r>
-      <w:r>
-        <w:t xml:space="preserve"> </w:t>
-      </w:r>
-      <w:r>
-        <w:t xml:space="preserve">And I navigate to the Drug Test Integration page</w:t>
-      </w:r>
-    </w:p>
-    <w:p>
-      <w:pPr>
-        <w:pStyle w:val="BodyText"/>
-      </w:pPr>
-      <w:r>
+        <w:rPr>
+          <w:iCs/>
+          <w:i/>
+          <w:bCs/>
+          <w:b/>
+        </w:rPr>
         <w:t xml:space="preserve">Scenario Outline: Results show Received Date with proper format and placement</w:t>
       </w:r>
       <w:r>
@@ -663,8 +677,8 @@
         <w:t xml:space="preserve">  | Reference Number |</w:t>
       </w:r>
     </w:p>
-    <w:bookmarkEnd w:id="21"/>
-    <w:bookmarkEnd w:id="22"/>
+    <w:bookmarkEnd w:id="23"/>
+    <w:bookmarkEnd w:id="24"/>
     <w:sectPr/>
   </w:body>
 </w:document>

--- a/docs/drug_test_integration_spec.docx
+++ b/docs/drug_test_integration_spec.docx
@@ -241,7 +241,7 @@
         <w:rPr>
           <w:rStyle w:val="VerbatimChar"/>
         </w:rPr>
-        <w:t xml:space="preserve">Examples:</w:t>
+        <w:t xml:space="preserve">**Examples:**</w:t>
       </w:r>
       <w:r>
         <w:br/>
@@ -295,6 +295,10 @@
         <w:pStyle w:val="FirstParagraph"/>
       </w:pPr>
       <w:r>
+        <w:rPr>
+          <w:bCs/>
+          <w:b/>
+        </w:rPr>
         <w:t xml:space="preserve">Background:</w:t>
       </w:r>
       <w:r>

--- a/docs/drug_test_integration_spec.docx
+++ b/docs/drug_test_integration_spec.docx
@@ -241,7 +241,7 @@
         <w:rPr>
           <w:rStyle w:val="VerbatimChar"/>
         </w:rPr>
-        <w:t xml:space="preserve">**Examples:**</w:t>
+        <w:t xml:space="preserve">Examples:</w:t>
       </w:r>
       <w:r>
         <w:br/>
@@ -319,6 +319,12 @@
         <w:pStyle w:val="BodyText"/>
       </w:pPr>
       <w:r>
+        <w:rPr>
+          <w:iCs/>
+          <w:i/>
+          <w:bCs/>
+          <w:b/>
+        </w:rPr>
         <w:t xml:space="preserve">Scenario: Record Type dropdown includes only expected options</w:t>
       </w:r>
       <w:r>
@@ -351,6 +357,12 @@
         <w:pStyle w:val="BodyText"/>
       </w:pPr>
       <w:r>
+        <w:rPr>
+          <w:iCs/>
+          <w:i/>
+          <w:bCs/>
+          <w:b/>
+        </w:rPr>
         <w:t xml:space="preserve">Scenario: Selecting Reference Number disables only the expected search fields</w:t>
       </w:r>
       <w:r>
@@ -425,6 +437,12 @@
         <w:pStyle w:val="BodyText"/>
       </w:pPr>
       <w:r>
+        <w:rPr>
+          <w:iCs/>
+          <w:i/>
+          <w:bCs/>
+          <w:b/>
+        </w:rPr>
         <w:t xml:space="preserve">Scenario: Searching by valid Reference Number returns the record</w:t>
       </w:r>
       <w:r>
@@ -481,6 +499,12 @@
         <w:pStyle w:val="BodyText"/>
       </w:pPr>
       <w:r>
+        <w:rPr>
+          <w:iCs/>
+          <w:i/>
+          <w:bCs/>
+          <w:b/>
+        </w:rPr>
         <w:t xml:space="preserve">Scenario: Searching by Reference Number for a record outside the user’s assigned county returns no results</w:t>
       </w:r>
       <w:r>

--- a/docs/drug_test_integration_spec.docx
+++ b/docs/drug_test_integration_spec.docx
@@ -178,56 +178,110 @@
         <w:pStyle w:val="FirstParagraph"/>
       </w:pPr>
       <w:r>
+        <w:t xml:space="preserve">### Background:###</w:t>
+      </w:r>
+      <w:r>
+        <w:t xml:space="preserve"> </w:t>
+      </w:r>
+      <w:r>
         <w:rPr>
           <w:bCs/>
           <w:b/>
         </w:rPr>
-        <w:t xml:space="preserve">Background:</w:t>
-      </w:r>
-      <w:r>
-        <w:t xml:space="preserve"> </w:t>
-      </w:r>
-      <w:r>
-        <w:t xml:space="preserve">Given I am logged in</w:t>
-      </w:r>
-      <w:r>
-        <w:t xml:space="preserve"> </w:t>
-      </w:r>
-      <w:r>
-        <w:t xml:space="preserve">And I navigate to the Drug Test Integration page</w:t>
-      </w:r>
-    </w:p>
-    <w:p>
-      <w:pPr>
-        <w:pStyle w:val="BodyText"/>
-      </w:pPr>
-      <w:r>
-        <w:rPr>
+        <w:t xml:space="preserve">Given</w:t>
+      </w:r>
+      <w:r>
+        <w:t xml:space="preserve"> </w:t>
+      </w:r>
+      <w:r>
+        <w:t xml:space="preserve">I am logged in</w:t>
+      </w:r>
+      <w:r>
+        <w:t xml:space="preserve"> </w:t>
+      </w:r>
+      <w:r>
+        <w:rPr>
+          <w:iCs/>
+          <w:i/>
           <w:bCs/>
           <w:b/>
         </w:rPr>
+        <w:t xml:space="preserve">And</w:t>
+      </w:r>
+      <w:r>
+        <w:t xml:space="preserve"> </w:t>
+      </w:r>
+      <w:r>
+        <w:t xml:space="preserve">I navigate to the Drug Test Integration page</w:t>
+      </w:r>
+    </w:p>
+    <w:p>
+      <w:pPr>
+        <w:pStyle w:val="BodyText"/>
+      </w:pPr>
+      <w:r>
+        <w:rPr>
+          <w:bCs/>
+          <w:b/>
+        </w:rPr>
         <w:t xml:space="preserve">Scenario Outline: User sees only their assigned counties in the County dropdown</w:t>
       </w:r>
       <w:r>
         <w:t xml:space="preserve"> </w:t>
       </w:r>
       <w:r>
-        <w:t xml:space="preserve">Given my Personnel page shows current locations:</w:t>
-      </w:r>
-      <w:r>
-        <w:t xml:space="preserve"> </w:t>
-      </w:r>
-      <w:r>
-        <w:t xml:space="preserve"> </w:t>
-      </w:r>
-      <w:r>
-        <w:t xml:space="preserve">When I expand the County dropdown</w:t>
-      </w:r>
-      <w:r>
-        <w:t xml:space="preserve"> </w:t>
-      </w:r>
-      <w:r>
-        <w:t xml:space="preserve">Then the County dropdown options are:</w:t>
+        <w:rPr>
+          <w:iCs/>
+          <w:i/>
+          <w:bCs/>
+          <w:b/>
+        </w:rPr>
+        <w:t xml:space="preserve">Given</w:t>
+      </w:r>
+      <w:r>
+        <w:t xml:space="preserve"> </w:t>
+      </w:r>
+      <w:r>
+        <w:t xml:space="preserve">my Personnel page shows current locations:</w:t>
+      </w:r>
+      <w:r>
+        <w:t xml:space="preserve"> </w:t>
+      </w:r>
+      <w:r>
+        <w:t xml:space="preserve"> </w:t>
+      </w:r>
+      <w:r>
+        <w:rPr>
+          <w:iCs/>
+          <w:i/>
+          <w:bCs/>
+          <w:b/>
+        </w:rPr>
+        <w:t xml:space="preserve">When</w:t>
+      </w:r>
+      <w:r>
+        <w:t xml:space="preserve"> </w:t>
+      </w:r>
+      <w:r>
+        <w:t xml:space="preserve">I expand the County dropdown</w:t>
+      </w:r>
+      <w:r>
+        <w:t xml:space="preserve"> </w:t>
+      </w:r>
+      <w:r>
+        <w:rPr>
+          <w:iCs/>
+          <w:i/>
+          <w:bCs/>
+          <w:b/>
+        </w:rPr>
+        <w:t xml:space="preserve">Then</w:t>
+      </w:r>
+      <w:r>
+        <w:t xml:space="preserve"> </w:t>
+      </w:r>
+      <w:r>
+        <w:t xml:space="preserve">the County dropdown options are:</w:t>
       </w:r>
       <w:r>
         <w:t xml:space="preserve"> </w:t>

--- a/docs/drug_test_integration_spec.docx
+++ b/docs/drug_test_integration_spec.docx
@@ -178,7 +178,7 @@
         <w:pStyle w:val="FirstParagraph"/>
       </w:pPr>
       <w:r>
-        <w:t xml:space="preserve">### Background:###</w:t>
+        <w:t xml:space="preserve">### Background:</w:t>
       </w:r>
       <w:r>
         <w:t xml:space="preserve"> </w:t>

--- a/docs/drug_test_integration_spec.docx
+++ b/docs/drug_test_integration_spec.docx
@@ -2,13 +2,13 @@
 <file path=word/document.xml><?xml version="1.0" encoding="utf-8"?>
 <w:document xmlns:w="http://schemas.openxmlformats.org/wordprocessingml/2006/main" xmlns:m="http://schemas.openxmlformats.org/officeDocument/2006/math" xmlns:r="http://schemas.openxmlformats.org/officeDocument/2006/relationships" xmlns:o="urn:schemas-microsoft-com:office:office" xmlns:v="urn:schemas-microsoft-com:vml" xmlns:w10="urn:schemas-microsoft-com:office:word" xmlns:a="http://schemas.openxmlformats.org/drawingml/2006/main" xmlns:pic="http://schemas.openxmlformats.org/drawingml/2006/picture" xmlns:wp="http://schemas.openxmlformats.org/drawingml/2006/wordprocessingDrawing">
   <w:body>
-    <w:bookmarkStart w:id="24" w:name="business-problem"/>
+    <w:bookmarkStart w:id="24" w:name="business-problem---jonovan"/>
     <w:p>
       <w:pPr>
         <w:pStyle w:val="Heading1"/>
       </w:pPr>
       <w:r>
-        <w:t xml:space="preserve">Business Problem</w:t>
+        <w:t xml:space="preserve">Business Problem - Jonovan</w:t>
       </w:r>
     </w:p>
     <w:p>

--- a/docs/drug_test_integration_spec.docx
+++ b/docs/drug_test_integration_spec.docx
@@ -2,13 +2,13 @@
 <file path=word/document.xml><?xml version="1.0" encoding="utf-8"?>
 <w:document xmlns:w="http://schemas.openxmlformats.org/wordprocessingml/2006/main" xmlns:m="http://schemas.openxmlformats.org/officeDocument/2006/math" xmlns:r="http://schemas.openxmlformats.org/officeDocument/2006/relationships" xmlns:o="urn:schemas-microsoft-com:office:office" xmlns:v="urn:schemas-microsoft-com:vml" xmlns:w10="urn:schemas-microsoft-com:office:word" xmlns:a="http://schemas.openxmlformats.org/drawingml/2006/main" xmlns:pic="http://schemas.openxmlformats.org/drawingml/2006/picture" xmlns:wp="http://schemas.openxmlformats.org/drawingml/2006/wordprocessingDrawing">
   <w:body>
-    <w:bookmarkStart w:id="24" w:name="business-problem---jonovan"/>
+    <w:bookmarkStart w:id="24" w:name="business-problem"/>
     <w:p>
       <w:pPr>
         <w:pStyle w:val="Heading1"/>
       </w:pPr>
       <w:r>
-        <w:t xml:space="preserve">Business Problem - Jonovan</w:t>
+        <w:t xml:space="preserve">Business Problem</w:t>
       </w:r>
     </w:p>
     <w:p>

--- a/docs/drug_test_integration_spec.docx
+++ b/docs/drug_test_integration_spec.docx
@@ -2,13 +2,13 @@
 <file path=word/document.xml><?xml version="1.0" encoding="utf-8"?>
 <w:document xmlns:w="http://schemas.openxmlformats.org/wordprocessingml/2006/main" xmlns:m="http://schemas.openxmlformats.org/officeDocument/2006/math" xmlns:r="http://schemas.openxmlformats.org/officeDocument/2006/relationships" xmlns:o="urn:schemas-microsoft-com:office:office" xmlns:v="urn:schemas-microsoft-com:vml" xmlns:w10="urn:schemas-microsoft-com:office:word" xmlns:a="http://schemas.openxmlformats.org/drawingml/2006/main" xmlns:pic="http://schemas.openxmlformats.org/drawingml/2006/picture" xmlns:wp="http://schemas.openxmlformats.org/drawingml/2006/wordprocessingDrawing">
   <w:body>
-    <w:bookmarkStart w:id="24" w:name="business-problem"/>
+    <w:bookmarkStart w:id="24" w:name="business-problem---brittany"/>
     <w:p>
       <w:pPr>
         <w:pStyle w:val="Heading1"/>
       </w:pPr>
       <w:r>
-        <w:t xml:space="preserve">Business Problem</w:t>
+        <w:t xml:space="preserve">Business Problem - Brittany</w:t>
       </w:r>
     </w:p>
     <w:p>

--- a/docs/drug_test_integration_spec.docx
+++ b/docs/drug_test_integration_spec.docx
@@ -2,13 +2,13 @@
 <file path=word/document.xml><?xml version="1.0" encoding="utf-8"?>
 <w:document xmlns:w="http://schemas.openxmlformats.org/wordprocessingml/2006/main" xmlns:m="http://schemas.openxmlformats.org/officeDocument/2006/math" xmlns:r="http://schemas.openxmlformats.org/officeDocument/2006/relationships" xmlns:o="urn:schemas-microsoft-com:office:office" xmlns:v="urn:schemas-microsoft-com:vml" xmlns:w10="urn:schemas-microsoft-com:office:word" xmlns:a="http://schemas.openxmlformats.org/drawingml/2006/main" xmlns:pic="http://schemas.openxmlformats.org/drawingml/2006/picture" xmlns:wp="http://schemas.openxmlformats.org/drawingml/2006/wordprocessingDrawing">
   <w:body>
-    <w:bookmarkStart w:id="24" w:name="business-problem---brittany"/>
+    <w:bookmarkStart w:id="24" w:name="business-problem---wtf"/>
     <w:p>
       <w:pPr>
         <w:pStyle w:val="Heading1"/>
       </w:pPr>
       <w:r>
-        <w:t xml:space="preserve">Business Problem - Brittany</w:t>
+        <w:t xml:space="preserve">Business Problem - WTF</w:t>
       </w:r>
     </w:p>
     <w:p>

--- a/docs/drug_test_integration_spec.docx
+++ b/docs/drug_test_integration_spec.docx
@@ -2,13 +2,13 @@
 <file path=word/document.xml><?xml version="1.0" encoding="utf-8"?>
 <w:document xmlns:w="http://schemas.openxmlformats.org/wordprocessingml/2006/main" xmlns:m="http://schemas.openxmlformats.org/officeDocument/2006/math" xmlns:r="http://schemas.openxmlformats.org/officeDocument/2006/relationships" xmlns:o="urn:schemas-microsoft-com:office:office" xmlns:v="urn:schemas-microsoft-com:vml" xmlns:w10="urn:schemas-microsoft-com:office:word" xmlns:a="http://schemas.openxmlformats.org/drawingml/2006/main" xmlns:pic="http://schemas.openxmlformats.org/drawingml/2006/picture" xmlns:wp="http://schemas.openxmlformats.org/drawingml/2006/wordprocessingDrawing">
   <w:body>
-    <w:bookmarkStart w:id="24" w:name="business-problem---wtf"/>
+    <w:bookmarkStart w:id="24" w:name="business-problem"/>
     <w:p>
       <w:pPr>
         <w:pStyle w:val="Heading1"/>
       </w:pPr>
       <w:r>
-        <w:t xml:space="preserve">Business Problem - WTF</w:t>
+        <w:t xml:space="preserve">Business Problem</w:t>
       </w:r>
     </w:p>
     <w:p>
